--- a/backend-exhibits/microsoft to google std not included.docx
+++ b/backend-exhibits/microsoft to google std not included.docx
@@ -40,14 +40,14 @@
               <w:pStyle w:val="TableParagraph"/>
               <w:ind w:left="911"/>
               <w:rPr>
-                <w:rFonts w:ascii="Arial"/>
+                <w:rFonts w:ascii="Arial" w:hAnsi="Arial" w:cs="Arial" w:eastAsia="Arial"/>
                 <w:b/>
                 <w:sz w:val="21"/>
               </w:rPr>
             </w:pPr>
             <w:r>
               <w:rPr>
-                <w:rFonts w:ascii="Arial"/>
+                <w:rFonts w:ascii="Arial" w:hAnsi="Arial" w:cs="Arial" w:eastAsia="Arial"/>
                 <w:b/>
                 <w:sz w:val="21"/>
               </w:rPr>
@@ -55,16 +55,16 @@
             </w:r>
             <w:r>
               <w:rPr>
-                <w:rFonts w:ascii="Arial"/>
-                <w:b/>
-                <w:spacing w:val="-3"/>
-                <w:sz w:val="21"/>
-              </w:rPr>
-              <w:t xml:space="preserve"> </w:t>
-            </w:r>
-            <w:r>
-              <w:rPr>
-                <w:rFonts w:ascii="Arial"/>
+                <w:rFonts w:ascii="Arial" w:hAnsi="Arial" w:cs="Arial" w:eastAsia="Arial"/>
+                <w:b/>
+                <w:spacing w:val="-3"/>
+                <w:sz w:val="21"/>
+              </w:rPr>
+              <w:t xml:space="preserve"> </w:t>
+            </w:r>
+            <w:r>
+              <w:rPr>
+                <w:rFonts w:ascii="Arial" w:hAnsi="Arial" w:cs="Arial" w:eastAsia="Arial"/>
                 <w:b/>
                 <w:sz w:val="21"/>
               </w:rPr>
@@ -72,16 +72,16 @@
             </w:r>
             <w:r>
               <w:rPr>
-                <w:rFonts w:ascii="Arial"/>
-                <w:b/>
-                <w:spacing w:val="-2"/>
-                <w:sz w:val="21"/>
-              </w:rPr>
-              <w:t xml:space="preserve"> </w:t>
-            </w:r>
-            <w:r>
-              <w:rPr>
-                <w:rFonts w:ascii="Arial"/>
+                <w:rFonts w:ascii="Arial" w:hAnsi="Arial" w:cs="Arial" w:eastAsia="Arial"/>
+                <w:b/>
+                <w:spacing w:val="-2"/>
+                <w:sz w:val="21"/>
+              </w:rPr>
+              <w:t xml:space="preserve"> </w:t>
+            </w:r>
+            <w:r>
+              <w:rPr>
+                <w:rFonts w:ascii="Arial" w:hAnsi="Arial" w:cs="Arial" w:eastAsia="Arial"/>
                 <w:b/>
                 <w:sz w:val="21"/>
               </w:rPr>
@@ -89,16 +89,16 @@
             </w:r>
             <w:r>
               <w:rPr>
-                <w:rFonts w:ascii="Arial"/>
-                <w:b/>
-                <w:spacing w:val="-2"/>
-                <w:sz w:val="21"/>
-              </w:rPr>
-              <w:t xml:space="preserve"> </w:t>
-            </w:r>
-            <w:r>
-              <w:rPr>
-                <w:rFonts w:ascii="Arial"/>
+                <w:rFonts w:ascii="Arial" w:hAnsi="Arial" w:cs="Arial" w:eastAsia="Arial"/>
+                <w:b/>
+                <w:spacing w:val="-2"/>
+                <w:sz w:val="21"/>
+              </w:rPr>
+              <w:t xml:space="preserve"> </w:t>
+            </w:r>
+            <w:r>
+              <w:rPr>
+                <w:rFonts w:ascii="Arial" w:hAnsi="Arial" w:cs="Arial" w:eastAsia="Arial"/>
                 <w:b/>
                 <w:sz w:val="21"/>
               </w:rPr>
@@ -106,16 +106,16 @@
             </w:r>
             <w:r>
               <w:rPr>
-                <w:rFonts w:ascii="Arial"/>
-                <w:b/>
-                <w:spacing w:val="-2"/>
-                <w:sz w:val="21"/>
-              </w:rPr>
-              <w:t xml:space="preserve"> </w:t>
-            </w:r>
-            <w:r>
-              <w:rPr>
-                <w:rFonts w:ascii="Arial"/>
+                <w:rFonts w:ascii="Arial" w:hAnsi="Arial" w:cs="Arial" w:eastAsia="Arial"/>
+                <w:b/>
+                <w:spacing w:val="-2"/>
+                <w:sz w:val="21"/>
+              </w:rPr>
+              <w:t xml:space="preserve"> </w:t>
+            </w:r>
+            <w:r>
+              <w:rPr>
+                <w:rFonts w:ascii="Arial" w:hAnsi="Arial" w:cs="Arial" w:eastAsia="Arial"/>
                 <w:b/>
                 <w:sz w:val="21"/>
               </w:rPr>
@@ -123,16 +123,16 @@
             </w:r>
             <w:r>
               <w:rPr>
-                <w:rFonts w:ascii="Arial"/>
-                <w:b/>
-                <w:spacing w:val="-3"/>
-                <w:sz w:val="21"/>
-              </w:rPr>
-              <w:t xml:space="preserve"> </w:t>
-            </w:r>
-            <w:r>
-              <w:rPr>
-                <w:rFonts w:ascii="Arial"/>
+                <w:rFonts w:ascii="Arial" w:hAnsi="Arial" w:cs="Arial" w:eastAsia="Arial"/>
+                <w:b/>
+                <w:spacing w:val="-3"/>
+                <w:sz w:val="21"/>
+              </w:rPr>
+              <w:t xml:space="preserve"> </w:t>
+            </w:r>
+            <w:r>
+              <w:rPr>
+                <w:rFonts w:ascii="Arial" w:hAnsi="Arial" w:cs="Arial" w:eastAsia="Arial"/>
                 <w:b/>
                 <w:sz w:val="21"/>
               </w:rPr>
@@ -140,16 +140,16 @@
             </w:r>
             <w:r>
               <w:rPr>
-                <w:rFonts w:ascii="Arial"/>
-                <w:b/>
-                <w:spacing w:val="-2"/>
-                <w:sz w:val="21"/>
-              </w:rPr>
-              <w:t xml:space="preserve"> </w:t>
-            </w:r>
-            <w:r>
-              <w:rPr>
-                <w:rFonts w:ascii="Arial"/>
+                <w:rFonts w:ascii="Arial" w:hAnsi="Arial" w:cs="Arial" w:eastAsia="Arial"/>
+                <w:b/>
+                <w:spacing w:val="-2"/>
+                <w:sz w:val="21"/>
+              </w:rPr>
+              <w:t xml:space="preserve"> </w:t>
+            </w:r>
+            <w:r>
+              <w:rPr>
+                <w:rFonts w:ascii="Arial" w:hAnsi="Arial" w:cs="Arial" w:eastAsia="Arial"/>
                 <w:b/>
                 <w:sz w:val="21"/>
               </w:rPr>
@@ -157,16 +157,16 @@
             </w:r>
             <w:r>
               <w:rPr>
-                <w:rFonts w:ascii="Arial"/>
-                <w:b/>
-                <w:spacing w:val="-2"/>
-                <w:sz w:val="21"/>
-              </w:rPr>
-              <w:t xml:space="preserve"> </w:t>
-            </w:r>
-            <w:r>
-              <w:rPr>
-                <w:rFonts w:ascii="Arial"/>
+                <w:rFonts w:ascii="Arial" w:hAnsi="Arial" w:cs="Arial" w:eastAsia="Arial"/>
+                <w:b/>
+                <w:spacing w:val="-2"/>
+                <w:sz w:val="21"/>
+              </w:rPr>
+              <w:t xml:space="preserve"> </w:t>
+            </w:r>
+            <w:r>
+              <w:rPr>
+                <w:rFonts w:ascii="Arial" w:hAnsi="Arial" w:cs="Arial" w:eastAsia="Arial"/>
                 <w:b/>
                 <w:sz w:val="21"/>
               </w:rPr>
@@ -174,16 +174,16 @@
             </w:r>
             <w:r>
               <w:rPr>
-                <w:rFonts w:ascii="Arial"/>
-                <w:b/>
-                <w:spacing w:val="-2"/>
-                <w:sz w:val="21"/>
-              </w:rPr>
-              <w:t xml:space="preserve"> </w:t>
-            </w:r>
-            <w:r>
-              <w:rPr>
-                <w:rFonts w:ascii="Arial"/>
+                <w:rFonts w:ascii="Arial" w:hAnsi="Arial" w:cs="Arial" w:eastAsia="Arial"/>
+                <w:b/>
+                <w:spacing w:val="-2"/>
+                <w:sz w:val="21"/>
+              </w:rPr>
+              <w:t xml:space="preserve"> </w:t>
+            </w:r>
+            <w:r>
+              <w:rPr>
+                <w:rFonts w:ascii="Arial" w:hAnsi="Arial" w:cs="Arial" w:eastAsia="Arial"/>
                 <w:b/>
                 <w:sz w:val="21"/>
               </w:rPr>
@@ -191,7 +191,7 @@
             </w:r>
             <w:r>
               <w:rPr>
-                <w:rFonts w:ascii="Arial"/>
+                <w:rFonts w:ascii="Arial" w:hAnsi="Arial" w:cs="Arial" w:eastAsia="Arial"/>
                 <w:b/>
                 <w:spacing w:val="-2"/>
                 <w:sz w:val="21"/>
@@ -215,14 +215,14 @@
               <w:spacing w:before="43"/>
               <w:ind w:left="67"/>
               <w:rPr>
-                <w:rFonts w:ascii="Arial"/>
+                <w:rFonts w:ascii="Arial" w:hAnsi="Arial" w:cs="Arial" w:eastAsia="Arial"/>
                 <w:b/>
                 <w:sz w:val="21"/>
               </w:rPr>
             </w:pPr>
             <w:r>
               <w:rPr>
-                <w:rFonts w:ascii="Arial"/>
+                <w:rFonts w:ascii="Arial" w:hAnsi="Arial" w:cs="Arial" w:eastAsia="Arial"/>
                 <w:b/>
                 <w:sz w:val="21"/>
               </w:rPr>
@@ -230,7 +230,7 @@
             </w:r>
             <w:r>
               <w:rPr>
-                <w:rFonts w:ascii="Arial"/>
+                <w:rFonts w:ascii="Arial" w:hAnsi="Arial" w:cs="Arial" w:eastAsia="Arial"/>
                 <w:b/>
                 <w:spacing w:val="-2"/>
                 <w:sz w:val="21"/>
@@ -444,14 +444,14 @@
               <w:spacing w:before="43"/>
               <w:ind w:left="67"/>
               <w:rPr>
-                <w:rFonts w:ascii="Arial"/>
+                <w:rFonts w:ascii="Arial" w:hAnsi="Arial" w:cs="Arial" w:eastAsia="Arial"/>
                 <w:b/>
                 <w:sz w:val="21"/>
               </w:rPr>
             </w:pPr>
             <w:r>
               <w:rPr>
-                <w:rFonts w:ascii="Arial"/>
+                <w:rFonts w:ascii="Arial" w:hAnsi="Arial" w:cs="Arial" w:eastAsia="Arial"/>
                 <w:b/>
                 <w:sz w:val="21"/>
               </w:rPr>
@@ -459,7 +459,7 @@
             </w:r>
             <w:r>
               <w:rPr>
-                <w:rFonts w:ascii="Arial"/>
+                <w:rFonts w:ascii="Arial" w:hAnsi="Arial" w:cs="Arial" w:eastAsia="Arial"/>
                 <w:b/>
                 <w:spacing w:val="-2"/>
                 <w:sz w:val="21"/>
@@ -673,14 +673,14 @@
               <w:spacing w:before="43"/>
               <w:ind w:left="67"/>
               <w:rPr>
-                <w:rFonts w:ascii="Arial"/>
+                <w:rFonts w:ascii="Arial" w:hAnsi="Arial" w:cs="Arial" w:eastAsia="Arial"/>
                 <w:b/>
                 <w:sz w:val="21"/>
               </w:rPr>
             </w:pPr>
             <w:r>
               <w:rPr>
-                <w:rFonts w:ascii="Arial"/>
+                <w:rFonts w:ascii="Arial" w:hAnsi="Arial" w:cs="Arial" w:eastAsia="Arial"/>
                 <w:b/>
                 <w:spacing w:val="-2"/>
                 <w:sz w:val="21"/>
@@ -760,14 +760,14 @@
               <w:pStyle w:val="TableParagraph"/>
               <w:ind w:left="596"/>
               <w:rPr>
-                <w:rFonts w:ascii="Arial"/>
+                <w:rFonts w:ascii="Arial" w:hAnsi="Arial" w:cs="Arial" w:eastAsia="Arial"/>
                 <w:b/>
                 <w:sz w:val="21"/>
               </w:rPr>
             </w:pPr>
             <w:r>
               <w:rPr>
-                <w:rFonts w:ascii="Arial"/>
+                <w:rFonts w:ascii="Arial" w:hAnsi="Arial" w:cs="Arial" w:eastAsia="Arial"/>
                 <w:b/>
                 <w:sz w:val="21"/>
               </w:rPr>
@@ -775,16 +775,16 @@
             </w:r>
             <w:r>
               <w:rPr>
-                <w:rFonts w:ascii="Arial"/>
-                <w:b/>
-                <w:spacing w:val="-2"/>
-                <w:sz w:val="21"/>
-              </w:rPr>
-              <w:t xml:space="preserve"> </w:t>
-            </w:r>
-            <w:r>
-              <w:rPr>
-                <w:rFonts w:ascii="Arial"/>
+                <w:rFonts w:ascii="Arial" w:hAnsi="Arial" w:cs="Arial" w:eastAsia="Arial"/>
+                <w:b/>
+                <w:spacing w:val="-2"/>
+                <w:sz w:val="21"/>
+              </w:rPr>
+              <w:t xml:space="preserve"> </w:t>
+            </w:r>
+            <w:r>
+              <w:rPr>
+                <w:rFonts w:ascii="Arial" w:hAnsi="Arial" w:cs="Arial" w:eastAsia="Arial"/>
                 <w:b/>
                 <w:sz w:val="21"/>
               </w:rPr>
@@ -792,16 +792,16 @@
             </w:r>
             <w:r>
               <w:rPr>
-                <w:rFonts w:ascii="Arial"/>
-                <w:b/>
-                <w:spacing w:val="-2"/>
-                <w:sz w:val="21"/>
-              </w:rPr>
-              <w:t xml:space="preserve"> </w:t>
-            </w:r>
-            <w:r>
-              <w:rPr>
-                <w:rFonts w:ascii="Arial"/>
+                <w:rFonts w:ascii="Arial" w:hAnsi="Arial" w:cs="Arial" w:eastAsia="Arial"/>
+                <w:b/>
+                <w:spacing w:val="-2"/>
+                <w:sz w:val="21"/>
+              </w:rPr>
+              <w:t xml:space="preserve"> </w:t>
+            </w:r>
+            <w:r>
+              <w:rPr>
+                <w:rFonts w:ascii="Arial" w:hAnsi="Arial" w:cs="Arial" w:eastAsia="Arial"/>
                 <w:b/>
                 <w:sz w:val="21"/>
               </w:rPr>
@@ -809,16 +809,16 @@
             </w:r>
             <w:r>
               <w:rPr>
-                <w:rFonts w:ascii="Arial"/>
-                <w:b/>
-                <w:spacing w:val="-2"/>
-                <w:sz w:val="21"/>
-              </w:rPr>
-              <w:t xml:space="preserve"> </w:t>
-            </w:r>
-            <w:r>
-              <w:rPr>
-                <w:rFonts w:ascii="Arial"/>
+                <w:rFonts w:ascii="Arial" w:hAnsi="Arial" w:cs="Arial" w:eastAsia="Arial"/>
+                <w:b/>
+                <w:spacing w:val="-2"/>
+                <w:sz w:val="21"/>
+              </w:rPr>
+              <w:t xml:space="preserve"> </w:t>
+            </w:r>
+            <w:r>
+              <w:rPr>
+                <w:rFonts w:ascii="Arial" w:hAnsi="Arial" w:cs="Arial" w:eastAsia="Arial"/>
                 <w:b/>
                 <w:sz w:val="21"/>
               </w:rPr>
@@ -826,16 +826,16 @@
             </w:r>
             <w:r>
               <w:rPr>
-                <w:rFonts w:ascii="Arial"/>
-                <w:b/>
-                <w:spacing w:val="-2"/>
-                <w:sz w:val="21"/>
-              </w:rPr>
-              <w:t xml:space="preserve"> </w:t>
-            </w:r>
-            <w:r>
-              <w:rPr>
-                <w:rFonts w:ascii="Arial"/>
+                <w:rFonts w:ascii="Arial" w:hAnsi="Arial" w:cs="Arial" w:eastAsia="Arial"/>
+                <w:b/>
+                <w:spacing w:val="-2"/>
+                <w:sz w:val="21"/>
+              </w:rPr>
+              <w:t xml:space="preserve"> </w:t>
+            </w:r>
+            <w:r>
+              <w:rPr>
+                <w:rFonts w:ascii="Arial" w:hAnsi="Arial" w:cs="Arial" w:eastAsia="Arial"/>
                 <w:b/>
                 <w:sz w:val="21"/>
               </w:rPr>
@@ -843,16 +843,16 @@
             </w:r>
             <w:r>
               <w:rPr>
-                <w:rFonts w:ascii="Arial"/>
-                <w:b/>
-                <w:spacing w:val="-2"/>
-                <w:sz w:val="21"/>
-              </w:rPr>
-              <w:t xml:space="preserve"> </w:t>
-            </w:r>
-            <w:r>
-              <w:rPr>
-                <w:rFonts w:ascii="Arial"/>
+                <w:rFonts w:ascii="Arial" w:hAnsi="Arial" w:cs="Arial" w:eastAsia="Arial"/>
+                <w:b/>
+                <w:spacing w:val="-2"/>
+                <w:sz w:val="21"/>
+              </w:rPr>
+              <w:t xml:space="preserve"> </w:t>
+            </w:r>
+            <w:r>
+              <w:rPr>
+                <w:rFonts w:ascii="Arial" w:hAnsi="Arial" w:cs="Arial" w:eastAsia="Arial"/>
                 <w:b/>
                 <w:sz w:val="21"/>
               </w:rPr>
@@ -860,16 +860,16 @@
             </w:r>
             <w:r>
               <w:rPr>
-                <w:rFonts w:ascii="Arial"/>
-                <w:b/>
-                <w:spacing w:val="-2"/>
-                <w:sz w:val="21"/>
-              </w:rPr>
-              <w:t xml:space="preserve"> </w:t>
-            </w:r>
-            <w:r>
-              <w:rPr>
-                <w:rFonts w:ascii="Arial"/>
+                <w:rFonts w:ascii="Arial" w:hAnsi="Arial" w:cs="Arial" w:eastAsia="Arial"/>
+                <w:b/>
+                <w:spacing w:val="-2"/>
+                <w:sz w:val="21"/>
+              </w:rPr>
+              <w:t xml:space="preserve"> </w:t>
+            </w:r>
+            <w:r>
+              <w:rPr>
+                <w:rFonts w:ascii="Arial" w:hAnsi="Arial" w:cs="Arial" w:eastAsia="Arial"/>
                 <w:b/>
                 <w:sz w:val="21"/>
               </w:rPr>
@@ -877,16 +877,16 @@
             </w:r>
             <w:r>
               <w:rPr>
-                <w:rFonts w:ascii="Arial"/>
-                <w:b/>
-                <w:spacing w:val="-2"/>
-                <w:sz w:val="21"/>
-              </w:rPr>
-              <w:t xml:space="preserve"> </w:t>
-            </w:r>
-            <w:r>
-              <w:rPr>
-                <w:rFonts w:ascii="Arial"/>
+                <w:rFonts w:ascii="Arial" w:hAnsi="Arial" w:cs="Arial" w:eastAsia="Arial"/>
+                <w:b/>
+                <w:spacing w:val="-2"/>
+                <w:sz w:val="21"/>
+              </w:rPr>
+              <w:t xml:space="preserve"> </w:t>
+            </w:r>
+            <w:r>
+              <w:rPr>
+                <w:rFonts w:ascii="Arial" w:hAnsi="Arial" w:cs="Arial" w:eastAsia="Arial"/>
                 <w:b/>
                 <w:sz w:val="21"/>
               </w:rPr>
@@ -894,16 +894,16 @@
             </w:r>
             <w:r>
               <w:rPr>
-                <w:rFonts w:ascii="Arial"/>
-                <w:b/>
-                <w:spacing w:val="-2"/>
-                <w:sz w:val="21"/>
-              </w:rPr>
-              <w:t xml:space="preserve"> </w:t>
-            </w:r>
-            <w:r>
-              <w:rPr>
-                <w:rFonts w:ascii="Arial"/>
+                <w:rFonts w:ascii="Arial" w:hAnsi="Arial" w:cs="Arial" w:eastAsia="Arial"/>
+                <w:b/>
+                <w:spacing w:val="-2"/>
+                <w:sz w:val="21"/>
+              </w:rPr>
+              <w:t xml:space="preserve"> </w:t>
+            </w:r>
+            <w:r>
+              <w:rPr>
+                <w:rFonts w:ascii="Arial" w:hAnsi="Arial" w:cs="Arial" w:eastAsia="Arial"/>
                 <w:b/>
                 <w:sz w:val="21"/>
               </w:rPr>
@@ -911,16 +911,16 @@
             </w:r>
             <w:r>
               <w:rPr>
-                <w:rFonts w:ascii="Arial"/>
-                <w:b/>
-                <w:spacing w:val="-2"/>
-                <w:sz w:val="21"/>
-              </w:rPr>
-              <w:t xml:space="preserve"> </w:t>
-            </w:r>
-            <w:r>
-              <w:rPr>
-                <w:rFonts w:ascii="Arial"/>
+                <w:rFonts w:ascii="Arial" w:hAnsi="Arial" w:cs="Arial" w:eastAsia="Arial"/>
+                <w:b/>
+                <w:spacing w:val="-2"/>
+                <w:sz w:val="21"/>
+              </w:rPr>
+              <w:t xml:space="preserve"> </w:t>
+            </w:r>
+            <w:r>
+              <w:rPr>
+                <w:rFonts w:ascii="Arial" w:hAnsi="Arial" w:cs="Arial" w:eastAsia="Arial"/>
                 <w:b/>
                 <w:sz w:val="21"/>
               </w:rPr>
@@ -928,7 +928,7 @@
             </w:r>
             <w:r>
               <w:rPr>
-                <w:rFonts w:ascii="Arial"/>
+                <w:rFonts w:ascii="Arial" w:hAnsi="Arial" w:cs="Arial" w:eastAsia="Arial"/>
                 <w:b/>
                 <w:spacing w:val="-2"/>
                 <w:sz w:val="21"/>
@@ -952,14 +952,14 @@
               <w:spacing w:before="43"/>
               <w:ind w:left="67"/>
               <w:rPr>
-                <w:rFonts w:ascii="Arial"/>
+                <w:rFonts w:ascii="Arial" w:hAnsi="Arial" w:cs="Arial" w:eastAsia="Arial"/>
                 <w:b/>
                 <w:sz w:val="21"/>
               </w:rPr>
             </w:pPr>
             <w:r>
               <w:rPr>
-                <w:rFonts w:ascii="Arial"/>
+                <w:rFonts w:ascii="Arial" w:hAnsi="Arial" w:cs="Arial" w:eastAsia="Arial"/>
                 <w:b/>
                 <w:sz w:val="21"/>
               </w:rPr>
@@ -967,7 +967,7 @@
             </w:r>
             <w:r>
               <w:rPr>
-                <w:rFonts w:ascii="Arial"/>
+                <w:rFonts w:ascii="Arial" w:hAnsi="Arial" w:cs="Arial" w:eastAsia="Arial"/>
                 <w:b/>
                 <w:spacing w:val="-2"/>
                 <w:sz w:val="21"/>
@@ -1181,14 +1181,14 @@
               <w:spacing w:before="43"/>
               <w:ind w:left="67"/>
               <w:rPr>
-                <w:rFonts w:ascii="Arial"/>
+                <w:rFonts w:ascii="Arial" w:hAnsi="Arial" w:cs="Arial" w:eastAsia="Arial"/>
                 <w:b/>
                 <w:sz w:val="21"/>
               </w:rPr>
             </w:pPr>
             <w:r>
               <w:rPr>
-                <w:rFonts w:ascii="Arial"/>
+                <w:rFonts w:ascii="Arial" w:hAnsi="Arial" w:cs="Arial" w:eastAsia="Arial"/>
                 <w:b/>
                 <w:sz w:val="21"/>
               </w:rPr>
@@ -1196,7 +1196,7 @@
             </w:r>
             <w:r>
               <w:rPr>
-                <w:rFonts w:ascii="Arial"/>
+                <w:rFonts w:ascii="Arial" w:hAnsi="Arial" w:cs="Arial" w:eastAsia="Arial"/>
                 <w:b/>
                 <w:spacing w:val="-2"/>
                 <w:sz w:val="21"/>
@@ -1410,14 +1410,14 @@
               <w:spacing w:before="43"/>
               <w:ind w:left="67"/>
               <w:rPr>
-                <w:rFonts w:ascii="Arial"/>
+                <w:rFonts w:ascii="Arial" w:hAnsi="Arial" w:cs="Arial" w:eastAsia="Arial"/>
                 <w:b/>
                 <w:sz w:val="21"/>
               </w:rPr>
             </w:pPr>
             <w:r>
               <w:rPr>
-                <w:rFonts w:ascii="Arial"/>
+                <w:rFonts w:ascii="Arial" w:hAnsi="Arial" w:cs="Arial" w:eastAsia="Arial"/>
                 <w:b/>
                 <w:spacing w:val="-2"/>
                 <w:sz w:val="21"/>
@@ -1498,14 +1498,14 @@
               <w:ind w:left="14"/>
               <w:jc w:val="center"/>
               <w:rPr>
-                <w:rFonts w:ascii="Arial"/>
+                <w:rFonts w:ascii="Arial" w:hAnsi="Arial" w:cs="Arial" w:eastAsia="Arial"/>
                 <w:b/>
                 <w:sz w:val="21"/>
               </w:rPr>
             </w:pPr>
             <w:r>
               <w:rPr>
-                <w:rFonts w:ascii="Arial"/>
+                <w:rFonts w:ascii="Arial" w:hAnsi="Arial" w:cs="Arial" w:eastAsia="Arial"/>
                 <w:b/>
                 <w:sz w:val="21"/>
               </w:rPr>
@@ -1513,16 +1513,16 @@
             </w:r>
             <w:r>
               <w:rPr>
-                <w:rFonts w:ascii="Arial"/>
-                <w:b/>
-                <w:spacing w:val="-3"/>
-                <w:sz w:val="21"/>
-              </w:rPr>
-              <w:t xml:space="preserve"> </w:t>
-            </w:r>
-            <w:r>
-              <w:rPr>
-                <w:rFonts w:ascii="Arial"/>
+                <w:rFonts w:ascii="Arial" w:hAnsi="Arial" w:cs="Arial" w:eastAsia="Arial"/>
+                <w:b/>
+                <w:spacing w:val="-3"/>
+                <w:sz w:val="21"/>
+              </w:rPr>
+              <w:t xml:space="preserve"> </w:t>
+            </w:r>
+            <w:r>
+              <w:rPr>
+                <w:rFonts w:ascii="Arial" w:hAnsi="Arial" w:cs="Arial" w:eastAsia="Arial"/>
                 <w:b/>
                 <w:sz w:val="21"/>
               </w:rPr>
@@ -1530,16 +1530,16 @@
             </w:r>
             <w:r>
               <w:rPr>
-                <w:rFonts w:ascii="Arial"/>
-                <w:b/>
-                <w:spacing w:val="-2"/>
-                <w:sz w:val="21"/>
-              </w:rPr>
-              <w:t xml:space="preserve"> </w:t>
-            </w:r>
-            <w:r>
-              <w:rPr>
-                <w:rFonts w:ascii="Arial"/>
+                <w:rFonts w:ascii="Arial" w:hAnsi="Arial" w:cs="Arial" w:eastAsia="Arial"/>
+                <w:b/>
+                <w:spacing w:val="-2"/>
+                <w:sz w:val="21"/>
+              </w:rPr>
+              <w:t xml:space="preserve"> </w:t>
+            </w:r>
+            <w:r>
+              <w:rPr>
+                <w:rFonts w:ascii="Arial" w:hAnsi="Arial" w:cs="Arial" w:eastAsia="Arial"/>
                 <w:b/>
                 <w:sz w:val="21"/>
               </w:rPr>
@@ -1547,16 +1547,16 @@
             </w:r>
             <w:r>
               <w:rPr>
-                <w:rFonts w:ascii="Arial"/>
-                <w:b/>
-                <w:spacing w:val="-3"/>
-                <w:sz w:val="21"/>
-              </w:rPr>
-              <w:t xml:space="preserve"> </w:t>
-            </w:r>
-            <w:r>
-              <w:rPr>
-                <w:rFonts w:ascii="Arial"/>
+                <w:rFonts w:ascii="Arial" w:hAnsi="Arial" w:cs="Arial" w:eastAsia="Arial"/>
+                <w:b/>
+                <w:spacing w:val="-3"/>
+                <w:sz w:val="21"/>
+              </w:rPr>
+              <w:t xml:space="preserve"> </w:t>
+            </w:r>
+            <w:r>
+              <w:rPr>
+                <w:rFonts w:ascii="Arial" w:hAnsi="Arial" w:cs="Arial" w:eastAsia="Arial"/>
                 <w:b/>
                 <w:sz w:val="21"/>
               </w:rPr>
@@ -1564,16 +1564,16 @@
             </w:r>
             <w:r>
               <w:rPr>
-                <w:rFonts w:ascii="Arial"/>
-                <w:b/>
-                <w:spacing w:val="-2"/>
-                <w:sz w:val="21"/>
-              </w:rPr>
-              <w:t xml:space="preserve"> </w:t>
-            </w:r>
-            <w:r>
-              <w:rPr>
-                <w:rFonts w:ascii="Arial"/>
+                <w:rFonts w:ascii="Arial" w:hAnsi="Arial" w:cs="Arial" w:eastAsia="Arial"/>
+                <w:b/>
+                <w:spacing w:val="-2"/>
+                <w:sz w:val="21"/>
+              </w:rPr>
+              <w:t xml:space="preserve"> </w:t>
+            </w:r>
+            <w:r>
+              <w:rPr>
+                <w:rFonts w:ascii="Arial" w:hAnsi="Arial" w:cs="Arial" w:eastAsia="Arial"/>
                 <w:b/>
                 <w:sz w:val="21"/>
               </w:rPr>
@@ -1581,16 +1581,16 @@
             </w:r>
             <w:r>
               <w:rPr>
-                <w:rFonts w:ascii="Arial"/>
-                <w:b/>
-                <w:spacing w:val="-3"/>
-                <w:sz w:val="21"/>
-              </w:rPr>
-              <w:t xml:space="preserve"> </w:t>
-            </w:r>
-            <w:r>
-              <w:rPr>
-                <w:rFonts w:ascii="Arial"/>
+                <w:rFonts w:ascii="Arial" w:hAnsi="Arial" w:cs="Arial" w:eastAsia="Arial"/>
+                <w:b/>
+                <w:spacing w:val="-3"/>
+                <w:sz w:val="21"/>
+              </w:rPr>
+              <w:t xml:space="preserve"> </w:t>
+            </w:r>
+            <w:r>
+              <w:rPr>
+                <w:rFonts w:ascii="Arial" w:hAnsi="Arial" w:cs="Arial" w:eastAsia="Arial"/>
                 <w:b/>
                 <w:sz w:val="21"/>
               </w:rPr>
@@ -1598,16 +1598,16 @@
             </w:r>
             <w:r>
               <w:rPr>
-                <w:rFonts w:ascii="Arial"/>
-                <w:b/>
-                <w:spacing w:val="-2"/>
-                <w:sz w:val="21"/>
-              </w:rPr>
-              <w:t xml:space="preserve"> </w:t>
-            </w:r>
-            <w:r>
-              <w:rPr>
-                <w:rFonts w:ascii="Arial"/>
+                <w:rFonts w:ascii="Arial" w:hAnsi="Arial" w:cs="Arial" w:eastAsia="Arial"/>
+                <w:b/>
+                <w:spacing w:val="-2"/>
+                <w:sz w:val="21"/>
+              </w:rPr>
+              <w:t xml:space="preserve"> </w:t>
+            </w:r>
+            <w:r>
+              <w:rPr>
+                <w:rFonts w:ascii="Arial" w:hAnsi="Arial" w:cs="Arial" w:eastAsia="Arial"/>
                 <w:b/>
                 <w:sz w:val="21"/>
               </w:rPr>
@@ -1615,16 +1615,16 @@
             </w:r>
             <w:r>
               <w:rPr>
-                <w:rFonts w:ascii="Arial"/>
-                <w:b/>
-                <w:spacing w:val="-3"/>
-                <w:sz w:val="21"/>
-              </w:rPr>
-              <w:t xml:space="preserve"> </w:t>
-            </w:r>
-            <w:r>
-              <w:rPr>
-                <w:rFonts w:ascii="Arial"/>
+                <w:rFonts w:ascii="Arial" w:hAnsi="Arial" w:cs="Arial" w:eastAsia="Arial"/>
+                <w:b/>
+                <w:spacing w:val="-3"/>
+                <w:sz w:val="21"/>
+              </w:rPr>
+              <w:t xml:space="preserve"> </w:t>
+            </w:r>
+            <w:r>
+              <w:rPr>
+                <w:rFonts w:ascii="Arial" w:hAnsi="Arial" w:cs="Arial" w:eastAsia="Arial"/>
                 <w:b/>
                 <w:sz w:val="21"/>
               </w:rPr>
@@ -1632,7 +1632,7 @@
             </w:r>
             <w:r>
               <w:rPr>
-                <w:rFonts w:ascii="Arial"/>
+                <w:rFonts w:ascii="Arial" w:hAnsi="Arial" w:cs="Arial" w:eastAsia="Arial"/>
                 <w:b/>
                 <w:spacing w:val="-2"/>
                 <w:sz w:val="21"/>
@@ -1656,14 +1656,14 @@
               <w:spacing w:before="43"/>
               <w:ind w:left="67"/>
               <w:rPr>
-                <w:rFonts w:ascii="Arial"/>
+                <w:rFonts w:ascii="Arial" w:hAnsi="Arial" w:cs="Arial" w:eastAsia="Arial"/>
                 <w:b/>
                 <w:sz w:val="21"/>
               </w:rPr>
             </w:pPr>
             <w:r>
               <w:rPr>
-                <w:rFonts w:ascii="Arial"/>
+                <w:rFonts w:ascii="Arial" w:hAnsi="Arial" w:cs="Arial" w:eastAsia="Arial"/>
                 <w:b/>
                 <w:sz w:val="21"/>
               </w:rPr>
@@ -1671,7 +1671,7 @@
             </w:r>
             <w:r>
               <w:rPr>
-                <w:rFonts w:ascii="Arial"/>
+                <w:rFonts w:ascii="Arial" w:hAnsi="Arial" w:cs="Arial" w:eastAsia="Arial"/>
                 <w:b/>
                 <w:spacing w:val="-2"/>
                 <w:sz w:val="21"/>
@@ -1885,14 +1885,14 @@
               <w:spacing w:before="43"/>
               <w:ind w:left="67"/>
               <w:rPr>
-                <w:rFonts w:ascii="Arial"/>
+                <w:rFonts w:ascii="Arial" w:hAnsi="Arial" w:cs="Arial" w:eastAsia="Arial"/>
                 <w:b/>
                 <w:sz w:val="21"/>
               </w:rPr>
             </w:pPr>
             <w:r>
               <w:rPr>
-                <w:rFonts w:ascii="Arial"/>
+                <w:rFonts w:ascii="Arial" w:hAnsi="Arial" w:cs="Arial" w:eastAsia="Arial"/>
                 <w:b/>
                 <w:sz w:val="21"/>
               </w:rPr>
@@ -1900,7 +1900,7 @@
             </w:r>
             <w:r>
               <w:rPr>
-                <w:rFonts w:ascii="Arial"/>
+                <w:rFonts w:ascii="Arial" w:hAnsi="Arial" w:cs="Arial" w:eastAsia="Arial"/>
                 <w:b/>
                 <w:spacing w:val="-2"/>
                 <w:sz w:val="21"/>
@@ -2114,14 +2114,14 @@
               <w:spacing w:before="43"/>
               <w:ind w:left="67"/>
               <w:rPr>
-                <w:rFonts w:ascii="Arial"/>
+                <w:rFonts w:ascii="Arial" w:hAnsi="Arial" w:cs="Arial" w:eastAsia="Arial"/>
                 <w:b/>
                 <w:sz w:val="21"/>
               </w:rPr>
             </w:pPr>
             <w:r>
               <w:rPr>
-                <w:rFonts w:ascii="Arial"/>
+                <w:rFonts w:ascii="Arial" w:hAnsi="Arial" w:cs="Arial" w:eastAsia="Arial"/>
                 <w:b/>
                 <w:spacing w:val="-2"/>
                 <w:sz w:val="21"/>
@@ -2205,14 +2205,14 @@
               <w:ind w:left="14"/>
               <w:jc w:val="center"/>
               <w:rPr>
-                <w:rFonts w:ascii="Arial"/>
+                <w:rFonts w:ascii="Arial" w:hAnsi="Arial" w:cs="Arial" w:eastAsia="Arial"/>
                 <w:b/>
                 <w:sz w:val="21"/>
               </w:rPr>
             </w:pPr>
             <w:r>
               <w:rPr>
-                <w:rFonts w:ascii="Arial"/>
+                <w:rFonts w:ascii="Arial" w:hAnsi="Arial" w:cs="Arial" w:eastAsia="Arial"/>
                 <w:b/>
                 <w:sz w:val="21"/>
               </w:rPr>
@@ -2220,16 +2220,16 @@
             </w:r>
             <w:r>
               <w:rPr>
-                <w:rFonts w:ascii="Arial"/>
-                <w:b/>
-                <w:spacing w:val="-3"/>
-                <w:sz w:val="21"/>
-              </w:rPr>
-              <w:t xml:space="preserve"> </w:t>
-            </w:r>
-            <w:r>
-              <w:rPr>
-                <w:rFonts w:ascii="Arial"/>
+                <w:rFonts w:ascii="Arial" w:hAnsi="Arial" w:cs="Arial" w:eastAsia="Arial"/>
+                <w:b/>
+                <w:spacing w:val="-3"/>
+                <w:sz w:val="21"/>
+              </w:rPr>
+              <w:t xml:space="preserve"> </w:t>
+            </w:r>
+            <w:r>
+              <w:rPr>
+                <w:rFonts w:ascii="Arial" w:hAnsi="Arial" w:cs="Arial" w:eastAsia="Arial"/>
                 <w:b/>
                 <w:sz w:val="21"/>
               </w:rPr>
@@ -2237,16 +2237,16 @@
             </w:r>
             <w:r>
               <w:rPr>
-                <w:rFonts w:ascii="Arial"/>
-                <w:b/>
-                <w:spacing w:val="-2"/>
-                <w:sz w:val="21"/>
-              </w:rPr>
-              <w:t xml:space="preserve"> </w:t>
-            </w:r>
-            <w:r>
-              <w:rPr>
-                <w:rFonts w:ascii="Arial"/>
+                <w:rFonts w:ascii="Arial" w:hAnsi="Arial" w:cs="Arial" w:eastAsia="Arial"/>
+                <w:b/>
+                <w:spacing w:val="-2"/>
+                <w:sz w:val="21"/>
+              </w:rPr>
+              <w:t xml:space="preserve"> </w:t>
+            </w:r>
+            <w:r>
+              <w:rPr>
+                <w:rFonts w:ascii="Arial" w:hAnsi="Arial" w:cs="Arial" w:eastAsia="Arial"/>
                 <w:b/>
                 <w:sz w:val="21"/>
               </w:rPr>
@@ -2254,16 +2254,16 @@
             </w:r>
             <w:r>
               <w:rPr>
-                <w:rFonts w:ascii="Arial"/>
-                <w:b/>
-                <w:spacing w:val="-3"/>
-                <w:sz w:val="21"/>
-              </w:rPr>
-              <w:t xml:space="preserve"> </w:t>
-            </w:r>
-            <w:r>
-              <w:rPr>
-                <w:rFonts w:ascii="Arial"/>
+                <w:rFonts w:ascii="Arial" w:hAnsi="Arial" w:cs="Arial" w:eastAsia="Arial"/>
+                <w:b/>
+                <w:spacing w:val="-3"/>
+                <w:sz w:val="21"/>
+              </w:rPr>
+              <w:t xml:space="preserve"> </w:t>
+            </w:r>
+            <w:r>
+              <w:rPr>
+                <w:rFonts w:ascii="Arial" w:hAnsi="Arial" w:cs="Arial" w:eastAsia="Arial"/>
                 <w:b/>
                 <w:sz w:val="21"/>
               </w:rPr>
@@ -2271,16 +2271,16 @@
             </w:r>
             <w:r>
               <w:rPr>
-                <w:rFonts w:ascii="Arial"/>
-                <w:b/>
-                <w:spacing w:val="-2"/>
-                <w:sz w:val="21"/>
-              </w:rPr>
-              <w:t xml:space="preserve"> </w:t>
-            </w:r>
-            <w:r>
-              <w:rPr>
-                <w:rFonts w:ascii="Arial"/>
+                <w:rFonts w:ascii="Arial" w:hAnsi="Arial" w:cs="Arial" w:eastAsia="Arial"/>
+                <w:b/>
+                <w:spacing w:val="-2"/>
+                <w:sz w:val="21"/>
+              </w:rPr>
+              <w:t xml:space="preserve"> </w:t>
+            </w:r>
+            <w:r>
+              <w:rPr>
+                <w:rFonts w:ascii="Arial" w:hAnsi="Arial" w:cs="Arial" w:eastAsia="Arial"/>
                 <w:b/>
                 <w:sz w:val="21"/>
               </w:rPr>
@@ -2288,16 +2288,16 @@
             </w:r>
             <w:r>
               <w:rPr>
-                <w:rFonts w:ascii="Arial"/>
-                <w:b/>
-                <w:spacing w:val="-3"/>
-                <w:sz w:val="21"/>
-              </w:rPr>
-              <w:t xml:space="preserve"> </w:t>
-            </w:r>
-            <w:r>
-              <w:rPr>
-                <w:rFonts w:ascii="Arial"/>
+                <w:rFonts w:ascii="Arial" w:hAnsi="Arial" w:cs="Arial" w:eastAsia="Arial"/>
+                <w:b/>
+                <w:spacing w:val="-3"/>
+                <w:sz w:val="21"/>
+              </w:rPr>
+              <w:t xml:space="preserve"> </w:t>
+            </w:r>
+            <w:r>
+              <w:rPr>
+                <w:rFonts w:ascii="Arial" w:hAnsi="Arial" w:cs="Arial" w:eastAsia="Arial"/>
                 <w:b/>
                 <w:sz w:val="21"/>
               </w:rPr>
@@ -2305,16 +2305,16 @@
             </w:r>
             <w:r>
               <w:rPr>
-                <w:rFonts w:ascii="Arial"/>
-                <w:b/>
-                <w:spacing w:val="-2"/>
-                <w:sz w:val="21"/>
-              </w:rPr>
-              <w:t xml:space="preserve"> </w:t>
-            </w:r>
-            <w:r>
-              <w:rPr>
-                <w:rFonts w:ascii="Arial"/>
+                <w:rFonts w:ascii="Arial" w:hAnsi="Arial" w:cs="Arial" w:eastAsia="Arial"/>
+                <w:b/>
+                <w:spacing w:val="-2"/>
+                <w:sz w:val="21"/>
+              </w:rPr>
+              <w:t xml:space="preserve"> </w:t>
+            </w:r>
+            <w:r>
+              <w:rPr>
+                <w:rFonts w:ascii="Arial" w:hAnsi="Arial" w:cs="Arial" w:eastAsia="Arial"/>
                 <w:b/>
                 <w:sz w:val="21"/>
               </w:rPr>
@@ -2322,7 +2322,7 @@
             </w:r>
             <w:r>
               <w:rPr>
-                <w:rFonts w:ascii="Arial"/>
+                <w:rFonts w:ascii="Arial" w:hAnsi="Arial" w:cs="Arial" w:eastAsia="Arial"/>
                 <w:b/>
                 <w:sz w:val="21"/>
               </w:rPr>
@@ -2330,16 +2330,16 @@
             </w:r>
             <w:r>
               <w:rPr>
-                <w:rFonts w:ascii="Arial"/>
-                <w:b/>
-                <w:spacing w:val="-3"/>
-                <w:sz w:val="21"/>
-              </w:rPr>
-              <w:t xml:space="preserve"> </w:t>
-            </w:r>
-            <w:r>
-              <w:rPr>
-                <w:rFonts w:ascii="Arial"/>
+                <w:rFonts w:ascii="Arial" w:hAnsi="Arial" w:cs="Arial" w:eastAsia="Arial"/>
+                <w:b/>
+                <w:spacing w:val="-3"/>
+                <w:sz w:val="21"/>
+              </w:rPr>
+              <w:t xml:space="preserve"> </w:t>
+            </w:r>
+            <w:r>
+              <w:rPr>
+                <w:rFonts w:ascii="Arial" w:hAnsi="Arial" w:cs="Arial" w:eastAsia="Arial"/>
                 <w:b/>
                 <w:sz w:val="21"/>
               </w:rPr>
@@ -2347,7 +2347,7 @@
             </w:r>
             <w:r>
               <w:rPr>
-                <w:rFonts w:ascii="Arial"/>
+                <w:rFonts w:ascii="Arial" w:hAnsi="Arial" w:cs="Arial" w:eastAsia="Arial"/>
                 <w:b/>
                 <w:spacing w:val="-2"/>
                 <w:sz w:val="21"/>
@@ -2371,14 +2371,14 @@
               <w:spacing w:before="43"/>
               <w:ind w:left="67"/>
               <w:rPr>
-                <w:rFonts w:ascii="Arial"/>
+                <w:rFonts w:ascii="Arial" w:hAnsi="Arial" w:cs="Arial" w:eastAsia="Arial"/>
                 <w:b/>
                 <w:sz w:val="21"/>
               </w:rPr>
             </w:pPr>
             <w:r>
               <w:rPr>
-                <w:rFonts w:ascii="Arial"/>
+                <w:rFonts w:ascii="Arial" w:hAnsi="Arial" w:cs="Arial" w:eastAsia="Arial"/>
                 <w:b/>
                 <w:sz w:val="21"/>
               </w:rPr>
@@ -2386,7 +2386,7 @@
             </w:r>
             <w:r>
               <w:rPr>
-                <w:rFonts w:ascii="Arial"/>
+                <w:rFonts w:ascii="Arial" w:hAnsi="Arial" w:cs="Arial" w:eastAsia="Arial"/>
                 <w:b/>
                 <w:spacing w:val="-2"/>
                 <w:sz w:val="21"/>
@@ -2600,14 +2600,14 @@
               <w:spacing w:before="43"/>
               <w:ind w:left="67"/>
               <w:rPr>
-                <w:rFonts w:ascii="Arial"/>
+                <w:rFonts w:ascii="Arial" w:hAnsi="Arial" w:cs="Arial" w:eastAsia="Arial"/>
                 <w:b/>
                 <w:sz w:val="21"/>
               </w:rPr>
             </w:pPr>
             <w:r>
               <w:rPr>
-                <w:rFonts w:ascii="Arial"/>
+                <w:rFonts w:ascii="Arial" w:hAnsi="Arial" w:cs="Arial" w:eastAsia="Arial"/>
                 <w:b/>
                 <w:sz w:val="21"/>
               </w:rPr>
@@ -2615,7 +2615,7 @@
             </w:r>
             <w:r>
               <w:rPr>
-                <w:rFonts w:ascii="Arial"/>
+                <w:rFonts w:ascii="Arial" w:hAnsi="Arial" w:cs="Arial" w:eastAsia="Arial"/>
                 <w:b/>
                 <w:spacing w:val="-2"/>
                 <w:sz w:val="21"/>
@@ -2829,14 +2829,14 @@
               <w:spacing w:before="43"/>
               <w:ind w:left="67"/>
               <w:rPr>
-                <w:rFonts w:ascii="Arial"/>
+                <w:rFonts w:ascii="Arial" w:hAnsi="Arial" w:cs="Arial" w:eastAsia="Arial"/>
                 <w:b/>
                 <w:sz w:val="21"/>
               </w:rPr>
             </w:pPr>
             <w:r>
               <w:rPr>
-                <w:rFonts w:ascii="Arial"/>
+                <w:rFonts w:ascii="Arial" w:hAnsi="Arial" w:cs="Arial" w:eastAsia="Arial"/>
                 <w:b/>
                 <w:spacing w:val="-2"/>
                 <w:sz w:val="21"/>
@@ -2889,9 +2889,9 @@
   <w:docDefaults>
     <w:rPrDefault>
       <w:rPr>
-        <w:rFonts w:asciiTheme="minorHAnsi" w:eastAsiaTheme="minorHAnsi" w:hAnsiTheme="minorHAnsi" w:cstheme="minorBidi"/>
-        <w:sz w:val="22"/>
-        <w:szCs w:val="22"/>
+        <w:rFonts w:ascii="Arial" w:hAnsi="Arial" w:cs="Arial" w:eastAsia="Arial"/>
+        <w:sz w:val="21"/>
+        <w:szCs w:val="21"/>
         <w:lang w:val="en-US" w:eastAsia="en-US" w:bidi="ar-SA"/>
       </w:rPr>
     </w:rPrDefault>
@@ -3329,7 +3329,7 @@
       <w:ind w:left="63"/>
     </w:pPr>
     <w:rPr>
-      <w:rFonts w:ascii="Arial MT" w:eastAsia="Arial MT" w:hAnsi="Arial MT" w:cs="Arial MT"/>
+      <w:rFonts w:ascii="Arial" w:hAnsi="Arial" w:cs="Arial" w:eastAsia="Arial"/>
     </w:rPr>
   </w:style>
 </w:styles>
